--- a/thesis/sources/TL_Bakalavr_2026.docx
+++ b/thesis/sources/TL_Bakalavr_2026.docx
@@ -102,8 +102,8 @@
       <w:tblGrid>
         <w:gridCol w:w="3115"/>
         <w:gridCol w:w="708"/>
-        <w:gridCol w:w="847"/>
-        <w:gridCol w:w="994"/>
+        <w:gridCol w:w="846"/>
+        <w:gridCol w:w="995"/>
         <w:gridCol w:w="566"/>
         <w:gridCol w:w="3115"/>
       </w:tblGrid>
@@ -113,7 +113,7 @@
         </w:trPr>
         <w:tc>
           <w:tcPr>
-            <w:tcW w:w="4670" w:type="dxa"/>
+            <w:tcW w:w="4669" w:type="dxa"/>
             <w:gridSpan w:val="3"/>
             <w:tcBorders>
               <w:top w:val="nil"/>
@@ -150,7 +150,7 @@
         </w:tc>
         <w:tc>
           <w:tcPr>
-            <w:tcW w:w="4675" w:type="dxa"/>
+            <w:tcW w:w="4676" w:type="dxa"/>
             <w:gridSpan w:val="3"/>
             <w:tcBorders>
               <w:top w:val="nil"/>
@@ -193,7 +193,7 @@
         </w:trPr>
         <w:tc>
           <w:tcPr>
-            <w:tcW w:w="4670" w:type="dxa"/>
+            <w:tcW w:w="4669" w:type="dxa"/>
             <w:gridSpan w:val="3"/>
             <w:tcBorders>
               <w:top w:val="nil"/>
@@ -230,7 +230,7 @@
         </w:tc>
         <w:tc>
           <w:tcPr>
-            <w:tcW w:w="4675" w:type="dxa"/>
+            <w:tcW w:w="4676" w:type="dxa"/>
             <w:gridSpan w:val="3"/>
             <w:tcBorders>
               <w:top w:val="nil"/>
@@ -273,7 +273,7 @@
         </w:trPr>
         <w:tc>
           <w:tcPr>
-            <w:tcW w:w="4670" w:type="dxa"/>
+            <w:tcW w:w="4669" w:type="dxa"/>
             <w:gridSpan w:val="3"/>
             <w:tcBorders>
               <w:top w:val="nil"/>
@@ -310,7 +310,7 @@
         </w:tc>
         <w:tc>
           <w:tcPr>
-            <w:tcW w:w="4675" w:type="dxa"/>
+            <w:tcW w:w="4676" w:type="dxa"/>
             <w:gridSpan w:val="3"/>
             <w:tcBorders>
               <w:top w:val="nil"/>
@@ -353,7 +353,7 @@
         </w:trPr>
         <w:tc>
           <w:tcPr>
-            <w:tcW w:w="4670" w:type="dxa"/>
+            <w:tcW w:w="4669" w:type="dxa"/>
             <w:gridSpan w:val="3"/>
             <w:tcBorders>
               <w:top w:val="nil"/>
@@ -390,7 +390,7 @@
         </w:tc>
         <w:tc>
           <w:tcPr>
-            <w:tcW w:w="4675" w:type="dxa"/>
+            <w:tcW w:w="4676" w:type="dxa"/>
             <w:gridSpan w:val="3"/>
             <w:tcBorders>
               <w:top w:val="nil"/>
@@ -567,16 +567,9 @@
           <w:p>
             <w:pPr>
               <w:pStyle w:val="Normal"/>
-              <w:widowControl/>
-              <w:spacing w:lineRule="auto" w:line="240" w:before="120" w:after="120"/>
+              <w:spacing w:before="0" w:after="160"/>
               <w:jc w:val="center"/>
-              <w:rPr>
-                <w:rFonts w:ascii="Times New Roman" w:hAnsi="Times New Roman" w:eastAsia="Times New Roman" w:cs="Times New Roman"/>
-                <w:b/>
-                <w:sz w:val="28"/>
-                <w:szCs w:val="28"/>
-                <w:lang w:eastAsia="ru-RU"/>
-              </w:rPr>
+              <w:rPr/>
             </w:pPr>
             <w:r>
               <w:rPr>
@@ -587,9 +580,7 @@
                 <w:szCs w:val="28"/>
                 <w:lang w:val="ru-RU" w:eastAsia="en-US" w:bidi="ar-SA"/>
               </w:rPr>
-              <w:t xml:space="preserve">ИССЛЕДОВАНИЕ И СРАВНИТЕЛЬНЫЙ АНАЛИЗ АЛГОРИТМОВ ОПТИМИЗАЦИИ ГРАДИЕНТНОГО СПУСКА В МОДЕЛЯХ </w:t>
-              <w:br/>
-              <w:t>ГЛУБОКОГО ОБУЧЕНИЯ</w:t>
+              <w:t>ОПТИМИЗАЦИЯ КОНФИГУРАЦИИ POSTGRESQL НА ОСНОВЕ АЛГОРИТМА SMAC</w:t>
             </w:r>
           </w:p>
         </w:tc>
